--- a/Аттестационный лист.docx
+++ b/Аттестационный лист.docx
@@ -152,10 +152,17 @@
       <w:pPr>
         <w:jc w:val="center"/>
         <w:rPr>
-          <w:b/>
-          <w:u w:val="single"/>
+          <w:sz w:val="16"/>
+          <w:szCs w:val="16"/>
         </w:rPr>
       </w:pPr>
+      <w:r>
+        <w:rPr>
+          <w:sz w:val="16"/>
+          <w:szCs w:val="16"/>
+        </w:rPr>
+        <w:t>Наименование профессионального модуля</w:t>
+      </w:r>
     </w:p>
     <w:p>
       <w:pPr>
@@ -165,13 +172,6 @@
           <w:szCs w:val="16"/>
         </w:rPr>
       </w:pPr>
-      <w:r>
-        <w:rPr>
-          <w:sz w:val="16"/>
-          <w:szCs w:val="16"/>
-        </w:rPr>
-        <w:t>Наименование профессионального модуля</w:t>
-      </w:r>
     </w:p>
     <w:p>
       <w:pPr>
@@ -1807,16 +1807,8 @@
       </w:pPr>
     </w:p>
     <w:p>
-      <w:pPr>
-        <w:rPr>
-          <w:color w:val="FF0000"/>
-          <w:sz w:val="16"/>
-          <w:szCs w:val="16"/>
-        </w:rPr>
-      </w:pPr>
-    </w:p>
-    <w:p>
-      <w:r>
+      <w:r>
+        <w:lastRenderedPageBreak/>
         <w:t xml:space="preserve">У обучающегося/обучающейся были сформированы общие компетенции (элементы компетенций): </w:t>
       </w:r>
     </w:p>
